--- a/RANDON_SENDHILVEALN_Rapport_de_projet_CNAM_NFE114.docx
+++ b/RANDON_SENDHILVEALN_Rapport_de_projet_CNAM_NFE114.docx
@@ -138,6 +138,8 @@
         <w:jc w:val="center"/>
         <w:rPr>
           <w:rFonts w:cstheme="minorHAnsi"/>
+          <w:b/>
+          <w:color w:val="FF0000"/>
           <w:sz w:val="40"/>
           <w:szCs w:val="40"/>
         </w:rPr>
@@ -145,6 +147,8 @@
       <w:r>
         <w:rPr>
           <w:rFonts w:cstheme="minorHAnsi"/>
+          <w:b/>
+          <w:color w:val="FF0000"/>
           <w:sz w:val="40"/>
           <w:szCs w:val="40"/>
         </w:rPr>
@@ -153,6 +157,8 @@
       <w:r>
         <w:rPr>
           <w:rFonts w:cstheme="minorHAnsi"/>
+          <w:b/>
+          <w:color w:val="FF0000"/>
           <w:sz w:val="40"/>
           <w:szCs w:val="40"/>
         </w:rPr>
@@ -2704,18 +2710,6 @@
         </w:rPr>
         <w:lastRenderedPageBreak/>
         <w:t>Cahier des Charges</w:t>
-      </w:r>
-      <w:r>
-        <w:rPr>
-          <w:rFonts w:eastAsia="Times New Roman" w:cstheme="minorHAnsi"/>
-          <w:b/>
-          <w:bCs/>
-          <w:sz w:val="52"/>
-          <w:szCs w:val="52"/>
-          <w:u w:val="single"/>
-          <w:lang w:eastAsia="fr-FR"/>
-        </w:rPr>
-        <w:t>.</w:t>
       </w:r>
     </w:p>
     <w:p>
@@ -5898,20 +5892,6 @@
     </w:p>
     <w:p>
       <w:pPr>
-        <w:spacing w:before="100" w:beforeAutospacing="1"/>
-        <w:ind w:left="0"/>
-        <w:rPr>
-          <w:rFonts w:eastAsia="Times New Roman" w:cstheme="minorHAnsi"/>
-          <w:b/>
-          <w:sz w:val="24"/>
-          <w:szCs w:val="24"/>
-          <w:u w:val="single"/>
-          <w:lang w:eastAsia="fr-FR"/>
-        </w:rPr>
-      </w:pPr>
-    </w:p>
-    <w:p>
-      <w:pPr>
         <w:pStyle w:val="Paragraphedeliste"/>
         <w:numPr>
           <w:ilvl w:val="2"/>
@@ -5937,6 +5917,7 @@
           <w:u w:val="single"/>
           <w:lang w:eastAsia="fr-FR"/>
         </w:rPr>
+        <w:lastRenderedPageBreak/>
         <w:t>Diagramme de Classe</w:t>
       </w:r>
       <w:r>
@@ -6003,9 +5984,9 @@
         </w:rPr>
         <w:drawing>
           <wp:inline distT="0" distB="0" distL="0" distR="0">
-            <wp:extent cx="6490932" cy="6687403"/>
-            <wp:effectExtent l="19050" t="0" r="5118" b="0"/>
-            <wp:docPr id="74" name="Image 74" descr="F:\COURS CNAM\CNAM_2024\2024_25_1er_semestre\NFE112\Project_session_2\Diagramme_de_classe_uml.png"/>
+            <wp:extent cx="6421507" cy="6726803"/>
+            <wp:effectExtent l="19050" t="0" r="0" b="0"/>
+            <wp:docPr id="1" name="Image 4"/>
             <wp:cNvGraphicFramePr>
               <a:graphicFrameLocks xmlns:a="http://schemas.openxmlformats.org/drawingml/2006/main" noChangeAspect="1"/>
             </wp:cNvGraphicFramePr>
@@ -6013,7 +5994,7 @@
               <a:graphicData uri="http://schemas.openxmlformats.org/drawingml/2006/picture">
                 <pic:pic xmlns:pic="http://schemas.openxmlformats.org/drawingml/2006/picture">
                   <pic:nvPicPr>
-                    <pic:cNvPr id="0" name="Picture 74" descr="F:\COURS CNAM\CNAM_2024\2024_25_1er_semestre\NFE112\Project_session_2\Diagramme_de_classe_uml.png"/>
+                    <pic:cNvPr id="0" name="Picture 4"/>
                     <pic:cNvPicPr>
                       <a:picLocks noChangeAspect="1" noChangeArrowheads="1"/>
                     </pic:cNvPicPr>
@@ -6028,7 +6009,7 @@
                   <pic:spPr bwMode="auto">
                     <a:xfrm>
                       <a:off x="0" y="0"/>
-                      <a:ext cx="6492844" cy="6689373"/>
+                      <a:ext cx="6420952" cy="6726222"/>
                     </a:xfrm>
                     <a:prstGeom prst="rect">
                       <a:avLst/>
@@ -6092,20 +6073,6 @@
     </w:p>
     <w:p>
       <w:pPr>
-        <w:spacing w:before="100" w:beforeAutospacing="1"/>
-        <w:ind w:left="0"/>
-        <w:rPr>
-          <w:rFonts w:eastAsia="Times New Roman" w:cstheme="minorHAnsi"/>
-          <w:b/>
-          <w:sz w:val="24"/>
-          <w:szCs w:val="24"/>
-          <w:u w:val="single"/>
-          <w:lang w:eastAsia="fr-FR"/>
-        </w:rPr>
-      </w:pPr>
-    </w:p>
-    <w:p>
-      <w:pPr>
         <w:pStyle w:val="Paragraphedeliste"/>
         <w:numPr>
           <w:ilvl w:val="2"/>
@@ -6131,6 +6098,7 @@
           <w:u w:val="single"/>
           <w:lang w:eastAsia="fr-FR"/>
         </w:rPr>
+        <w:lastRenderedPageBreak/>
         <w:t>Diagramme de séquence</w:t>
       </w:r>
     </w:p>
@@ -11851,14 +11819,6 @@
     </w:p>
     <w:p>
       <w:pPr>
-        <w:pStyle w:val="NormalWeb"/>
-        <w:rPr>
-          <w:rFonts w:asciiTheme="minorHAnsi" w:hAnsiTheme="minorHAnsi" w:cstheme="minorHAnsi"/>
-        </w:rPr>
-      </w:pPr>
-    </w:p>
-    <w:p>
-      <w:pPr>
         <w:pStyle w:val="Paragraphedeliste"/>
         <w:numPr>
           <w:ilvl w:val="3"/>
@@ -12610,6 +12570,7 @@
           <w:sz w:val="24"/>
           <w:szCs w:val="24"/>
         </w:rPr>
+        <w:lastRenderedPageBreak/>
         <w:t>Accès aux informations d’hébergement, y compris l’</w:t>
       </w:r>
       <w:r>
@@ -12690,7 +12651,6 @@
           <w:szCs w:val="36"/>
           <w:u w:val="single"/>
         </w:rPr>
-        <w:lastRenderedPageBreak/>
         <w:t xml:space="preserve">Configuration de la Base de Données avec </w:t>
       </w:r>
       <w:proofErr w:type="spellStart"/>
@@ -13832,13 +13792,14 @@
           <w:sz w:val="24"/>
           <w:szCs w:val="24"/>
         </w:rPr>
+        <w:lastRenderedPageBreak/>
         <w:t>Gestion des réservations par l’administrateur.</w:t>
       </w:r>
     </w:p>
     <w:p>
       <w:pPr>
         <w:numPr>
-          <w:ilvl w:val="0"/>
+          <w:ilvl w:val="1"/>
           <w:numId w:val="18"/>
         </w:numPr>
         <w:spacing w:before="100" w:beforeAutospacing="1"/>
@@ -13895,7 +13856,6 @@
           <w:szCs w:val="52"/>
           <w:u w:val="single"/>
         </w:rPr>
-        <w:lastRenderedPageBreak/>
         <w:t>V</w:t>
       </w:r>
       <w:r>
@@ -15663,6 +15623,7 @@
           <w:sz w:val="24"/>
           <w:szCs w:val="24"/>
         </w:rPr>
+        <w:lastRenderedPageBreak/>
         <w:t>loginComponent</w:t>
       </w:r>
       <w:proofErr w:type="spellEnd"/>
@@ -15834,7 +15795,6 @@
           <w:sz w:val="24"/>
           <w:szCs w:val="24"/>
         </w:rPr>
-        <w:lastRenderedPageBreak/>
         <w:t>view</w:t>
       </w:r>
       <w:proofErr w:type="spellEnd"/>
@@ -16592,6 +16552,16 @@
     <w:p>
       <w:pPr>
         <w:pStyle w:val="NormalWeb"/>
+        <w:spacing w:before="0" w:beforeAutospacing="0" w:after="0" w:afterAutospacing="0"/>
+        <w:ind w:left="720"/>
+        <w:rPr>
+          <w:rFonts w:asciiTheme="minorHAnsi" w:hAnsiTheme="minorHAnsi" w:cstheme="minorHAnsi"/>
+        </w:rPr>
+      </w:pPr>
+    </w:p>
+    <w:p>
+      <w:pPr>
+        <w:pStyle w:val="NormalWeb"/>
         <w:numPr>
           <w:ilvl w:val="0"/>
           <w:numId w:val="11"/>
@@ -16740,7 +16710,6 @@
         <w:rPr>
           <w:rFonts w:asciiTheme="minorHAnsi" w:hAnsiTheme="minorHAnsi" w:cstheme="minorHAnsi"/>
         </w:rPr>
-        <w:lastRenderedPageBreak/>
         <w:t>Point d’entrée du composant tâches.</w:t>
       </w:r>
     </w:p>
@@ -17703,6 +17672,7 @@
         <w:rPr>
           <w:rFonts w:asciiTheme="minorHAnsi" w:hAnsiTheme="minorHAnsi" w:cstheme="minorHAnsi"/>
         </w:rPr>
+        <w:lastRenderedPageBreak/>
         <w:t xml:space="preserve"> </w:t>
       </w:r>
       <w:r>
@@ -18034,7 +18004,6 @@
           <w:rFonts w:asciiTheme="minorHAnsi" w:hAnsiTheme="minorHAnsi" w:cstheme="minorHAnsi"/>
           <w:i/>
         </w:rPr>
-        <w:lastRenderedPageBreak/>
         <w:t>Met en forme les informations envoyées par le contrôleur.</w:t>
       </w:r>
     </w:p>
@@ -18645,14 +18614,67 @@
     </w:p>
     <w:p>
       <w:pPr>
-        <w:pBdr>
-          <w:top w:val="single" w:sz="4" w:space="1" w:color="auto"/>
-        </w:pBdr>
         <w:spacing w:before="100" w:beforeAutospacing="1"/>
         <w:ind w:left="0"/>
         <w:jc w:val="center"/>
         <w:outlineLvl w:val="0"/>
         <w:rPr>
+          <w:rFonts w:cstheme="minorHAnsi"/>
+          <w:b/>
+          <w:sz w:val="52"/>
+          <w:szCs w:val="52"/>
+          <w:u w:val="single"/>
+        </w:rPr>
+      </w:pPr>
+    </w:p>
+    <w:p>
+      <w:pPr>
+        <w:spacing w:before="100" w:beforeAutospacing="1"/>
+        <w:ind w:left="0"/>
+        <w:jc w:val="center"/>
+        <w:outlineLvl w:val="0"/>
+        <w:rPr>
+          <w:rFonts w:cstheme="minorHAnsi"/>
+          <w:b/>
+          <w:sz w:val="52"/>
+          <w:szCs w:val="52"/>
+          <w:u w:val="single"/>
+        </w:rPr>
+      </w:pPr>
+    </w:p>
+    <w:p>
+      <w:pPr>
+        <w:spacing w:before="100" w:beforeAutospacing="1"/>
+        <w:ind w:left="0"/>
+        <w:jc w:val="center"/>
+        <w:outlineLvl w:val="0"/>
+        <w:rPr>
+          <w:rFonts w:cstheme="minorHAnsi"/>
+          <w:b/>
+          <w:sz w:val="52"/>
+          <w:szCs w:val="52"/>
+          <w:u w:val="single"/>
+        </w:rPr>
+      </w:pPr>
+    </w:p>
+    <w:p>
+      <w:pPr>
+        <w:spacing w:before="100" w:beforeAutospacing="1"/>
+        <w:ind w:left="0"/>
+        <w:jc w:val="center"/>
+        <w:outlineLvl w:val="0"/>
+        <w:rPr>
+          <w:rFonts w:cstheme="minorHAnsi"/>
+          <w:b/>
+          <w:sz w:val="52"/>
+          <w:szCs w:val="52"/>
+          <w:u w:val="single"/>
+        </w:rPr>
+      </w:pPr>
+    </w:p>
+    <w:p>
+      <w:pPr>
+        <w:rPr>
           <w:rFonts w:eastAsia="Times New Roman" w:cstheme="minorHAnsi"/>
           <w:b/>
           <w:bCs/>
@@ -18765,7 +18787,7 @@
           <w:lang w:eastAsia="fr-FR"/>
         </w:rPr>
         <w:pict>
-          <v:rect id="_x0000_i1027" style="width:0;height:1.5pt" o:hralign="center" o:hrstd="t" o:hr="t" fillcolor="#a0a0a0" stroked="f"/>
+          <v:rect id="_x0000_i1026" style="width:0;height:1.5pt" o:hralign="center" o:hrstd="t" o:hr="t" fillcolor="#a0a0a0" stroked="f"/>
         </w:pict>
       </w:r>
     </w:p>
@@ -18978,7 +19000,6 @@
           <w:szCs w:val="27"/>
           <w:lang w:eastAsia="fr-FR"/>
         </w:rPr>
-        <w:lastRenderedPageBreak/>
         <w:t>2.2 Création de compte</w:t>
       </w:r>
     </w:p>
@@ -19227,7 +19248,7 @@
           <w:lang w:eastAsia="fr-FR"/>
         </w:rPr>
         <w:pict>
-          <v:rect id="_x0000_i1026" style="width:0;height:1.5pt" o:hralign="center" o:hrstd="t" o:hr="t" fillcolor="#a0a0a0" stroked="f"/>
+          <v:rect id="_x0000_i1027" style="width:0;height:1.5pt" o:hralign="center" o:hrstd="t" o:hr="t" fillcolor="#a0a0a0" stroked="f"/>
         </w:pict>
       </w:r>
     </w:p>
@@ -19431,6 +19452,7 @@
           <w:rStyle w:val="lev"/>
           <w:rFonts w:asciiTheme="minorHAnsi" w:hAnsiTheme="minorHAnsi" w:cstheme="minorHAnsi"/>
         </w:rPr>
+        <w:lastRenderedPageBreak/>
         <w:t>Collaborateur</w:t>
       </w:r>
       <w:r>
@@ -19997,7 +20019,6 @@
           <w:szCs w:val="24"/>
           <w:lang w:eastAsia="fr-FR"/>
         </w:rPr>
-        <w:lastRenderedPageBreak/>
         <w:t>Apportez vos changements et enregistrez.</w:t>
       </w:r>
     </w:p>
@@ -20503,6 +20524,7 @@
           <w:szCs w:val="24"/>
           <w:lang w:eastAsia="fr-FR"/>
         </w:rPr>
+        <w:lastRenderedPageBreak/>
         <w:t>Utilisateur assigné</w:t>
       </w:r>
     </w:p>
@@ -21077,7 +21099,6 @@
           <w:szCs w:val="52"/>
           <w:u w:val="single"/>
         </w:rPr>
-        <w:lastRenderedPageBreak/>
         <w:t>VIII. Conclusion.</w:t>
       </w:r>
     </w:p>
@@ -21334,6 +21355,7 @@
           <w:sz w:val="30"/>
           <w:szCs w:val="30"/>
         </w:rPr>
+        <w:lastRenderedPageBreak/>
         <w:t xml:space="preserve">1. </w:t>
       </w:r>
       <w:r>
@@ -21716,7 +21738,6 @@
           <w:sz w:val="24"/>
           <w:szCs w:val="24"/>
         </w:rPr>
-        <w:lastRenderedPageBreak/>
         <w:t xml:space="preserve">Hébergement et Déploiement sur </w:t>
       </w:r>
       <w:proofErr w:type="spellStart"/>
@@ -21937,6 +21958,7 @@
           <w:sz w:val="24"/>
           <w:szCs w:val="24"/>
         </w:rPr>
+        <w:lastRenderedPageBreak/>
         <w:t>Sécurisation et Optimisation</w:t>
       </w:r>
     </w:p>
@@ -22196,8 +22218,8 @@
       <w:tblLook w:val="04A0"/>
     </w:tblPr>
     <w:tblGrid>
-      <w:gridCol w:w="1471"/>
-      <w:gridCol w:w="7817"/>
+      <w:gridCol w:w="1315"/>
+      <w:gridCol w:w="7973"/>
     </w:tblGrid>
     <w:tr>
       <w:tc>
@@ -22224,7 +22246,7 @@
                 <w:sz w:val="32"/>
                 <w:szCs w:val="32"/>
               </w:rPr>
-              <w:t>26</w:t>
+              <w:t>27</w:t>
             </w:r>
           </w:fldSimple>
         </w:p>
@@ -35208,7 +35230,7 @@
 </file>
 
 <file path=customXml/itemProps1.xml><?xml version="1.0" encoding="utf-8"?>
-<ds:datastoreItem xmlns:ds="http://schemas.openxmlformats.org/officeDocument/2006/customXml" ds:itemID="{A78F15AC-BEBA-40F9-B4DB-B5DBF057711A}">
+<ds:datastoreItem xmlns:ds="http://schemas.openxmlformats.org/officeDocument/2006/customXml" ds:itemID="{B23ACF00-AA54-44F9-A4AE-C07C67020F79}">
   <ds:schemaRefs>
     <ds:schemaRef ds:uri="http://schemas.openxmlformats.org/officeDocument/2006/bibliography"/>
   </ds:schemaRefs>
